--- a/Azramata_C5ISR.docx
+++ b/Azramata_C5ISR.docx
@@ -8,17 +8,17 @@
           <w:noProof/>
         </w:rPr>
         <w:drawing>
-          <wp:anchor distT="0" distB="0" distL="114300" distR="114300" simplePos="0" relativeHeight="251658240" behindDoc="0" locked="0" layoutInCell="1" allowOverlap="1" wp14:anchorId="14CCDB8B" wp14:editId="6EB07E97">
+          <wp:anchor distT="0" distB="0" distL="114300" distR="114300" simplePos="0" relativeHeight="251658240" behindDoc="0" locked="0" layoutInCell="1" allowOverlap="1" wp14:anchorId="14CCDB8B" wp14:editId="55D6DE21">
             <wp:simplePos x="0" y="0"/>
             <wp:positionH relativeFrom="margin">
               <wp:align>center</wp:align>
             </wp:positionH>
             <wp:positionV relativeFrom="page">
-              <wp:posOffset>908050</wp:posOffset>
+              <wp:posOffset>1183005</wp:posOffset>
             </wp:positionV>
             <wp:extent cx="2192020" cy="2192020"/>
             <wp:effectExtent l="0" t="0" r="0" b="0"/>
-            <wp:wrapSquare wrapText="bothSides"/>
+            <wp:wrapTopAndBottom/>
             <wp:docPr id="8" name="Obraz 8"/>
             <wp:cNvGraphicFramePr>
               <a:graphicFrameLocks xmlns:a="http://schemas.openxmlformats.org/drawingml/2006/main" noChangeAspect="1"/>
@@ -70,19 +70,11 @@
           </wp:anchor>
         </w:drawing>
       </w:r>
-    </w:p>
-    <w:p/>
-    <w:p/>
-    <w:p/>
-    <w:p/>
-    <w:p/>
-    <w:p/>
-    <w:p/>
-    <w:p>
       <w:r>
         <w:t>Autor: Piotr Chyżyński + Azramata</w:t>
       </w:r>
     </w:p>
+    <w:p/>
     <w:p>
       <w:pPr>
         <w:pStyle w:val="Tytu"/>
@@ -139,6 +131,7 @@
         <w:rPr>
           <w:noProof/>
         </w:rPr>
+        <w:lastRenderedPageBreak/>
         <w:drawing>
           <wp:inline distT="0" distB="0" distL="0" distR="0" wp14:anchorId="01A10F43" wp14:editId="2038DC0D">
             <wp:extent cx="5760720" cy="3840480"/>
@@ -223,7 +216,6 @@
         </w:numPr>
       </w:pPr>
       <w:r>
-        <w:lastRenderedPageBreak/>
         <w:t xml:space="preserve">Adresat: </w:t>
       </w:r>
       <w:r>
@@ -270,7 +262,7 @@
     <w:p>
       <w:r>
         <w:pict w14:anchorId="30740589">
-          <v:rect id="_x0000_i1315" style="width:0;height:1.5pt" o:hralign="center" o:hrstd="t" o:hr="t" fillcolor="#a0a0a0" stroked="f"/>
+          <v:rect id="_x0000_i1025" style="width:0;height:1.5pt" o:hralign="center" o:hrstd="t" o:hr="t" fillcolor="#a0a0a0" stroked="f"/>
         </w:pict>
       </w:r>
     </w:p>
@@ -308,7 +300,13 @@
         <w:t>warstwą poznawczo-interpretacyjną (Cognition)</w:t>
       </w:r>
       <w:r>
-        <w:t xml:space="preserve"> nad istniejącymi systemami C4ISR.</w:t>
+        <w:t xml:space="preserve"> nad istniejącymi systemami C4ISR</w:t>
+      </w:r>
+      <w:r>
+        <w:t>, przed operatorem</w:t>
+      </w:r>
+      <w:r>
+        <w:t>.</w:t>
       </w:r>
     </w:p>
     <w:p>
@@ -339,6 +337,13 @@
         <w:t>ujednolicenie interpretacji danych</w:t>
       </w:r>
       <w:r>
+        <w:rPr>
+          <w:b/>
+          <w:bCs/>
+        </w:rPr>
+        <w:t>, eliminacja chaosu</w:t>
+      </w:r>
+      <w:r>
         <w:t xml:space="preserve"> i </w:t>
       </w:r>
       <w:r>
@@ -376,7 +381,7 @@
     <w:p>
       <w:r>
         <w:pict w14:anchorId="6E0536A7">
-          <v:rect id="_x0000_i1316" style="width:0;height:1.5pt" o:hralign="center" o:hrstd="t" o:hr="t" fillcolor="#a0a0a0" stroked="f"/>
+          <v:rect id="_x0000_i1026" style="width:0;height:1.5pt" o:hralign="center" o:hrstd="t" o:hr="t" fillcolor="#a0a0a0" stroked="f"/>
         </w:pict>
       </w:r>
     </w:p>
@@ -385,6 +390,7 @@
         <w:pStyle w:val="Nagwek1"/>
       </w:pPr>
       <w:r>
+        <w:lastRenderedPageBreak/>
         <w:t>3. Problem operacyjny, który Azramata rozwiązuje</w:t>
       </w:r>
     </w:p>
@@ -431,7 +437,13 @@
         </w:numPr>
       </w:pPr>
       <w:r>
-        <w:t>brak jednej warstwy „CO TO ZNACZY”,</w:t>
+        <w:t>brak jednej warstwy „CO TO ZNACZY</w:t>
+      </w:r>
+      <w:r>
+        <w:t>?</w:t>
+      </w:r>
+      <w:r>
+        <w:t>”,</w:t>
       </w:r>
     </w:p>
     <w:p>
@@ -511,7 +523,7 @@
     <w:p>
       <w:r>
         <w:pict w14:anchorId="590E955C">
-          <v:rect id="_x0000_i1317" style="width:0;height:1.5pt" o:hralign="center" o:hrstd="t" o:hr="t" fillcolor="#a0a0a0" stroked="f"/>
+          <v:rect id="_x0000_i1027" style="width:0;height:1.5pt" o:hralign="center" o:hrstd="t" o:hr="t" fillcolor="#a0a0a0" stroked="f"/>
         </w:pict>
       </w:r>
     </w:p>
@@ -520,7 +532,6 @@
         <w:pStyle w:val="Nagwek1"/>
       </w:pPr>
       <w:r>
-        <w:lastRenderedPageBreak/>
         <w:t>4. Proponowane rozwiązanie: Warstwa C5ISR (Cognition)</w:t>
       </w:r>
     </w:p>
@@ -675,13 +686,14 @@
         </w:numPr>
       </w:pPr>
       <w:r>
+        <w:lastRenderedPageBreak/>
         <w:t>odporność na presję i dezinformację.</w:t>
       </w:r>
     </w:p>
     <w:p>
       <w:r>
         <w:pict w14:anchorId="1F84CB75">
-          <v:rect id="_x0000_i1318" style="width:0;height:1.5pt" o:hralign="center" o:hrstd="t" o:hr="t" fillcolor="#a0a0a0" stroked="f"/>
+          <v:rect id="_x0000_i1028" style="width:0;height:1.5pt" o:hralign="center" o:hrstd="t" o:hr="t" fillcolor="#a0a0a0" stroked="f"/>
         </w:pict>
       </w:r>
     </w:p>
@@ -801,7 +813,6 @@
         </w:numPr>
       </w:pPr>
       <w:r>
-        <w:lastRenderedPageBreak/>
         <w:t>Działa w środowisku zamkniętym (air-gapped).</w:t>
       </w:r>
     </w:p>
@@ -819,7 +830,7 @@
     <w:p>
       <w:r>
         <w:pict w14:anchorId="447E0399">
-          <v:rect id="_x0000_i1319" style="width:0;height:1.5pt" o:hralign="center" o:hrstd="t" o:hr="t" fillcolor="#a0a0a0" stroked="f"/>
+          <v:rect id="_x0000_i1029" style="width:0;height:1.5pt" o:hralign="center" o:hrstd="t" o:hr="t" fillcolor="#a0a0a0" stroked="f"/>
         </w:pict>
       </w:r>
     </w:p>
@@ -891,7 +902,7 @@
     <w:p>
       <w:r>
         <w:pict w14:anchorId="315CD1FC">
-          <v:rect id="_x0000_i1320" style="width:0;height:1.5pt" o:hralign="center" o:hrstd="t" o:hr="t" fillcolor="#a0a0a0" stroked="f"/>
+          <v:rect id="_x0000_i1030" style="width:0;height:1.5pt" o:hralign="center" o:hrstd="t" o:hr="t" fillcolor="#a0a0a0" stroked="f"/>
         </w:pict>
       </w:r>
     </w:p>
@@ -900,6 +911,7 @@
         <w:pStyle w:val="Nagwek1"/>
       </w:pPr>
       <w:r>
+        <w:lastRenderedPageBreak/>
         <w:t>7. Bezpieczeństwo i architektura operacyjna</w:t>
       </w:r>
     </w:p>
@@ -1023,7 +1035,7 @@
     <w:p>
       <w:r>
         <w:pict w14:anchorId="50F07C60">
-          <v:rect id="_x0000_i1321" style="width:0;height:1.5pt" o:hralign="center" o:hrstd="t" o:hr="t" fillcolor="#a0a0a0" stroked="f"/>
+          <v:rect id="_x0000_i1031" style="width:0;height:1.5pt" o:hralign="center" o:hrstd="t" o:hr="t" fillcolor="#a0a0a0" stroked="f"/>
         </w:pict>
       </w:r>
     </w:p>
@@ -1032,7 +1044,6 @@
         <w:pStyle w:val="Nagwek1"/>
       </w:pPr>
       <w:r>
-        <w:lastRenderedPageBreak/>
         <w:t>8. Architektura systemu Azramata (makro-schemat)</w:t>
       </w:r>
     </w:p>
@@ -1106,7 +1117,7 @@
     <w:p>
       <w:r>
         <w:pict w14:anchorId="34E041D2">
-          <v:rect id="_x0000_i1322" style="width:0;height:1.5pt" o:hralign="center" o:hrstd="t" o:hr="t" fillcolor="#a0a0a0" stroked="f"/>
+          <v:rect id="_x0000_i1032" style="width:0;height:1.5pt" o:hralign="center" o:hrstd="t" o:hr="t" fillcolor="#a0a0a0" stroked="f"/>
         </w:pict>
       </w:r>
     </w:p>
@@ -1170,7 +1181,7 @@
     <w:p>
       <w:r>
         <w:pict w14:anchorId="1A49F20E">
-          <v:rect id="_x0000_i1323" style="width:0;height:1.5pt" o:hralign="center" o:hrstd="t" o:hr="t" fillcolor="#a0a0a0" stroked="f"/>
+          <v:rect id="_x0000_i1033" style="width:0;height:1.5pt" o:hralign="center" o:hrstd="t" o:hr="t" fillcolor="#a0a0a0" stroked="f"/>
         </w:pict>
       </w:r>
     </w:p>
@@ -1179,6 +1190,7 @@
         <w:pStyle w:val="Nagwek1"/>
       </w:pPr>
       <w:r>
+        <w:lastRenderedPageBreak/>
         <w:t>10. Roadmapa wdrożenia (TRL 2 → TRL 6)</w:t>
       </w:r>
     </w:p>
@@ -1262,7 +1274,7 @@
     <w:p>
       <w:r>
         <w:pict w14:anchorId="21D7B19E">
-          <v:rect id="_x0000_i1324" style="width:0;height:1.5pt" o:hralign="center" o:hrstd="t" o:hr="t" fillcolor="#a0a0a0" stroked="f"/>
+          <v:rect id="_x0000_i1034" style="width:0;height:1.5pt" o:hralign="center" o:hrstd="t" o:hr="t" fillcolor="#a0a0a0" stroked="f"/>
         </w:pict>
       </w:r>
     </w:p>
@@ -1311,7 +1323,7 @@
     <w:p>
       <w:r>
         <w:pict w14:anchorId="6AC5CC84">
-          <v:rect id="_x0000_i1325" style="width:0;height:1.5pt" o:hralign="center" o:hrstd="t" o:hr="t" fillcolor="#a0a0a0" stroked="f"/>
+          <v:rect id="_x0000_i1035" style="width:0;height:1.5pt" o:hralign="center" o:hrstd="t" o:hr="t" fillcolor="#a0a0a0" stroked="f"/>
         </w:pict>
       </w:r>
     </w:p>
@@ -1340,7 +1352,6 @@
           <w:b/>
           <w:bCs/>
         </w:rPr>
-        <w:lastRenderedPageBreak/>
         <w:t>nie podejmuje decyzji bojowych</w:t>
       </w:r>
       <w:r>
@@ -1422,7 +1433,7 @@
     <w:p>
       <w:r>
         <w:pict w14:anchorId="4143E727">
-          <v:rect id="_x0000_i1326" style="width:0;height:1.5pt" o:hralign="center" o:hrstd="t" o:hr="t" fillcolor="#a0a0a0" stroked="f"/>
+          <v:rect id="_x0000_i1036" style="width:0;height:1.5pt" o:hralign="center" o:hrstd="t" o:hr="t" fillcolor="#a0a0a0" stroked="f"/>
         </w:pict>
       </w:r>
     </w:p>
@@ -1447,7 +1458,7 @@
     <w:p>
       <w:r>
         <w:pict w14:anchorId="65079F1A">
-          <v:rect id="_x0000_i1327" style="width:0;height:1.5pt" o:hralign="center" o:hrstd="t" o:hr="t" fillcolor="#a0a0a0" stroked="f"/>
+          <v:rect id="_x0000_i1037" style="width:0;height:1.5pt" o:hralign="center" o:hrstd="t" o:hr="t" fillcolor="#a0a0a0" stroked="f"/>
         </w:pict>
       </w:r>
     </w:p>
@@ -1499,6 +1510,7 @@
         </w:numPr>
       </w:pPr>
       <w:r>
+        <w:lastRenderedPageBreak/>
         <w:t>przyspiesza decyzje,</w:t>
       </w:r>
     </w:p>
@@ -1527,7 +1539,7 @@
     <w:p>
       <w:r>
         <w:pict w14:anchorId="706FA3C6">
-          <v:rect id="_x0000_i1328" style="width:0;height:1.5pt" o:hralign="center" o:hrstd="t" o:hr="t" fillcolor="#a0a0a0" stroked="f"/>
+          <v:rect id="_x0000_i1038" style="width:0;height:1.5pt" o:hralign="center" o:hrstd="t" o:hr="t" fillcolor="#a0a0a0" stroked="f"/>
         </w:pict>
       </w:r>
     </w:p>
@@ -22948,6 +22960,7 @@
   <w:style w:type="character" w:default="1" w:styleId="Domylnaczcionkaakapitu">
     <w:name w:val="Default Paragraph Font"/>
     <w:uiPriority w:val="1"/>
+    <w:semiHidden/>
     <w:unhideWhenUsed/>
   </w:style>
   <w:style w:type="table" w:default="1" w:styleId="Standardowy">
